--- a/az/stories/a-magnificent-lesson.docx
+++ b/az/stories/a-magnificent-lesson.docx
@@ -4,199 +4,218 @@
   <w:body>
     <w:p>
       <w:pPr>
-        <w:pStyle w:val="Heading1"/>
+        <w:spacing w:before="0" w:after="60"/>
+        <w:jc w:val="left"/>
       </w:pPr>
       <w:r>
+        <w:rPr>
+          <w:rFonts w:ascii="Arial" w:hAnsi="Arial" w:eastAsia="Arial"/>
+          <w:i w:val="0"/>
+          <w:color w:val="000000"/>
+          <w:sz w:val="52"/>
+        </w:rPr>
         <w:t>Möhtəşəm dərs</w:t>
       </w:r>
     </w:p>
     <w:p>
       <w:pPr>
-        <w:ind w:firstLine="425"/>
-        <w:jc w:val="both"/>
+        <w:jc w:val="left"/>
       </w:pPr>
       <w:r>
         <w:rPr>
-          <w:rFonts w:ascii="Times New Roman" w:hAnsi="Times New Roman" w:cs="Times New Roman"/>
-          <w:b w:val="0"/>
+          <w:rFonts w:ascii="Arial" w:hAnsi="Arial" w:eastAsia="Arial"/>
           <w:i w:val="0"/>
-          <w:sz w:val="24"/>
+          <w:color w:val="000000"/>
+          <w:sz w:val="22"/>
         </w:rPr>
-        <w:t>Osmanlı padşahı II Muradın oğlu Fateh Sultan Mehmet (Konstantinopolun fatehi) uşaq ikən sinifdə dərs zamanı heç sakit durmaz, dəcəllik edərdi. Müəllimi Ağşəmsəddin onu tənbeh edəndə «sən mənə bir söz deyə bilməzsən, mən padşah oğluyam» deyə müəllimini hədələyərdi.</w:t>
+        <w:t>Osmanlı padşahı II Muradın oğlu Fateh Sultan Mehmed uşaq ikən dərsdə sakit durmaz, daim dəcəllik edərdi. Müəllimi Ağşəmsəddin onu tənbeh edəndə isə belə deyərdi:</w:t>
       </w:r>
     </w:p>
     <w:p>
       <w:pPr>
-        <w:ind w:firstLine="425"/>
-        <w:jc w:val="both"/>
+        <w:jc w:val="left"/>
       </w:pPr>
       <w:r>
         <w:rPr>
-          <w:rFonts w:ascii="Times New Roman" w:hAnsi="Times New Roman" w:cs="Times New Roman"/>
-          <w:b w:val="0"/>
+          <w:rFonts w:ascii="Arial" w:hAnsi="Arial" w:eastAsia="Arial"/>
           <w:i w:val="0"/>
-          <w:sz w:val="24"/>
+          <w:color w:val="000000"/>
+          <w:sz w:val="22"/>
         </w:rPr>
-        <w:t>Ağşəmsəddin bu vəziyyətdən narahat olur, özünü çarəsiz hiss edirdi. Şikayət etmək üçün padşahın hüzuruna çıxmağa da həya edirdi. Bir gün hər şeyi gözə alıb padşah II Muradın hüzuruna çıxır və baş verənləri sıxıla-sıxıla ona danışır. Padşah II Murad bir az düşünüb müdhiş planını Ağşəmsəddinin qulağına pıçıldayır.</w:t>
+        <w:t>— Sən mənə heç nə deyə bilməzsən. Mən padşah oğluyam!</w:t>
       </w:r>
     </w:p>
     <w:p>
       <w:pPr>
-        <w:ind w:firstLine="425"/>
-        <w:jc w:val="both"/>
+        <w:jc w:val="left"/>
       </w:pPr>
       <w:r>
         <w:rPr>
-          <w:rFonts w:ascii="Times New Roman" w:hAnsi="Times New Roman" w:cs="Times New Roman"/>
-          <w:b w:val="0"/>
+          <w:rFonts w:ascii="Arial" w:hAnsi="Arial" w:eastAsia="Arial"/>
           <w:i w:val="0"/>
-          <w:sz w:val="24"/>
+          <w:color w:val="000000"/>
+          <w:sz w:val="22"/>
         </w:rPr>
-        <w:t>Müəllim bu planın icrasının mümkünsüz olduğunu izah etməyə çalışsa da, padşah II Murad onu dinləmədi və «bu iş olacaq» dedi.</w:t>
+        <w:t>Ağşəmsəddin bu vəziyyətdən çox narahat idi. Padşaha şikayət etməyə çəkinirdi, lakin bir gün cəsarətini toplayıb II Muradın hüzuruna çıxdı və baş verənləri danışdı.</w:t>
       </w:r>
     </w:p>
     <w:p>
       <w:pPr>
-        <w:ind w:firstLine="425"/>
-        <w:jc w:val="both"/>
+        <w:jc w:val="left"/>
       </w:pPr>
       <w:r>
         <w:rPr>
-          <w:rFonts w:ascii="Times New Roman" w:hAnsi="Times New Roman" w:cs="Times New Roman"/>
-          <w:b w:val="0"/>
+          <w:rFonts w:ascii="Arial" w:hAnsi="Arial" w:eastAsia="Arial"/>
           <w:i w:val="0"/>
-          <w:sz w:val="24"/>
+          <w:color w:val="000000"/>
+          <w:sz w:val="22"/>
         </w:rPr>
-        <w:t>Ertəsi gün dərs zamanı Fateh Sultan Mehmet yenə həmişəki kimi dəcəllik edirdi. Ağşəmsəddinin tənbehinə yenə eyni hədə ilə cavab verdiyi anda padşah qapını açıb içəri girdi.</w:t>
+        <w:t>Padşah bir qədər düşünüb hazırladığı planı müəllimin qulağına pıçıldadı. Ağşəmsəddin bunun mümkünsüz olduğunu söyləsə də, II Murad qərarından dönmədi:</w:t>
       </w:r>
     </w:p>
     <w:p>
       <w:pPr>
-        <w:ind w:firstLine="425"/>
-        <w:jc w:val="both"/>
+        <w:jc w:val="left"/>
       </w:pPr>
       <w:r>
         <w:rPr>
-          <w:rFonts w:ascii="Times New Roman" w:hAnsi="Times New Roman" w:cs="Times New Roman"/>
-          <w:b w:val="0"/>
+          <w:rFonts w:ascii="Arial" w:hAnsi="Arial" w:eastAsia="Arial"/>
           <w:i w:val="0"/>
-          <w:sz w:val="24"/>
+          <w:color w:val="000000"/>
+          <w:sz w:val="22"/>
         </w:rPr>
-        <w:t>Bunu görən Ağşəmsəddin hiddətlənib padşaha bağırdı, ona bir şillə vurdu, bu şəkildə sinfə girməyin olmazlığını, icazə istəməyin lazım olduğunu deyib dərhal çölə çıxmasını tələb etdi.</w:t>
+        <w:t>— Bu iş olacaq.</w:t>
       </w:r>
     </w:p>
     <w:p>
       <w:pPr>
-        <w:ind w:firstLine="425"/>
-        <w:jc w:val="both"/>
+        <w:jc w:val="left"/>
       </w:pPr>
       <w:r>
         <w:rPr>
-          <w:rFonts w:ascii="Times New Roman" w:hAnsi="Times New Roman" w:cs="Times New Roman"/>
-          <w:b w:val="0"/>
+          <w:rFonts w:ascii="Arial" w:hAnsi="Arial" w:eastAsia="Arial"/>
           <w:i w:val="0"/>
-          <w:sz w:val="24"/>
+          <w:color w:val="000000"/>
+          <w:sz w:val="22"/>
         </w:rPr>
-        <w:t>Padşah məhcub halda boynunu büküb üzr istədi və çölə çıxdı. Bunu görən Fateh Sultan Mehmetin nitqi tutuldu, nə edəcəyini bilməyib sarsıldı. Sən bir işə bax — güvəndiyi atası şillə yemişdi.</w:t>
+        <w:t>Ertəsi gün Fateh Sultan Mehmed yenə dərsdə dəcəllik edir, müəllimin xəbərdarlığına əvvəlki sözlərlə cavab verirdi. Elə həmin anda padşah qapını açıb sinfə daxil oldu.</w:t>
       </w:r>
     </w:p>
     <w:p>
       <w:pPr>
-        <w:ind w:firstLine="425"/>
-        <w:jc w:val="both"/>
+        <w:jc w:val="left"/>
       </w:pPr>
       <w:r>
         <w:rPr>
-          <w:rFonts w:ascii="Times New Roman" w:hAnsi="Times New Roman" w:cs="Times New Roman"/>
-          <w:b w:val="0"/>
+          <w:rFonts w:ascii="Arial" w:hAnsi="Arial" w:eastAsia="Arial"/>
           <w:i w:val="0"/>
-          <w:sz w:val="24"/>
+          <w:color w:val="000000"/>
+          <w:sz w:val="22"/>
         </w:rPr>
-        <w:t>Az sonra qapı döyüldü və padşah məhcub halda üzr istəyib içəri girdi.</w:t>
+        <w:t>Plan üzrə hərəkət edən Ağşəmsəddin qəzəblənmiş kimi padşaha tərəf dönüb icazəsiz sinfə girdiyinə görə ona irad tutdu, hətta bir şillə vuraraq dərhal çölə çıxmasını tələb etdi.</w:t>
       </w:r>
     </w:p>
     <w:p>
       <w:pPr>
-        <w:ind w:firstLine="425"/>
-        <w:jc w:val="both"/>
+        <w:jc w:val="left"/>
       </w:pPr>
       <w:r>
         <w:rPr>
-          <w:rFonts w:ascii="Times New Roman" w:hAnsi="Times New Roman" w:cs="Times New Roman"/>
-          <w:b w:val="0"/>
+          <w:rFonts w:ascii="Arial" w:hAnsi="Arial" w:eastAsia="Arial"/>
           <w:i w:val="0"/>
-          <w:sz w:val="24"/>
+          <w:color w:val="000000"/>
+          <w:sz w:val="22"/>
         </w:rPr>
-        <w:t>Plan möhtəşəm işləmişdi...</w:t>
+        <w:t>II Murad başını aşağı salıb üzr istədi və sinifdən çıxdı. Atasının belə müəllim qarşısında qaydaya tabe olduğunu görən şahzadə heyrətdən donub qaldı.</w:t>
       </w:r>
     </w:p>
     <w:p>
       <w:pPr>
-        <w:ind w:firstLine="425"/>
-        <w:jc w:val="both"/>
+        <w:jc w:val="left"/>
       </w:pPr>
       <w:r>
         <w:rPr>
-          <w:rFonts w:ascii="Times New Roman" w:hAnsi="Times New Roman" w:cs="Times New Roman"/>
-          <w:b w:val="0"/>
+          <w:rFonts w:ascii="Arial" w:hAnsi="Arial" w:eastAsia="Arial"/>
           <w:i w:val="0"/>
-          <w:sz w:val="24"/>
+          <w:color w:val="000000"/>
+          <w:sz w:val="22"/>
         </w:rPr>
-        <w:t>O gündən sonra Fateh Sultan Mehmet əsla dəcəllik etmədi. Çünki güvəndiyi dağlara qar yağmışdı...</w:t>
+        <w:t>Bir qədər sonra qapı döyüldü. Padşah bu dəfə icazə istəyib sinfə daxil oldu və yenidən üzr istədi.</w:t>
       </w:r>
     </w:p>
     <w:p>
       <w:pPr>
-        <w:ind w:firstLine="425"/>
-        <w:jc w:val="both"/>
+        <w:jc w:val="left"/>
       </w:pPr>
       <w:r>
         <w:rPr>
-          <w:rFonts w:ascii="Times New Roman" w:hAnsi="Times New Roman" w:cs="Times New Roman"/>
-          <w:b w:val="0"/>
+          <w:rFonts w:ascii="Arial" w:hAnsi="Arial" w:eastAsia="Arial"/>
           <w:i w:val="0"/>
-          <w:sz w:val="24"/>
+          <w:color w:val="000000"/>
+          <w:sz w:val="22"/>
         </w:rPr>
-        <w:t>Heyrətamizdir: o böyüklükdə padşah II Murad sırf övladının tərbiyəsi üçün gözünü qırpmadan şillə yeməyi gözə almışdı...</w:t>
+        <w:t>Plan işləmişdi. Həmin gündən sonra Fateh Sultan Mehmed dərsdə bir daha dəcəllik etmədi. II Murad övladının tərbiyəsi naminə öz hökmdar qürurunu belə bir kənara qoymuşdu.</w:t>
       </w:r>
     </w:p>
     <w:p>
       <w:pPr>
-        <w:spacing w:after="40"/>
-      </w:pPr>
-    </w:p>
-    <w:p>
-      <w:pPr>
+        <w:pStyle w:val="Moral"/>
+        <w:keepNext/>
+        <w:keepLines/>
+        <w:widowControl/>
+        <w:spacing w:before="240" w:after="180" w:line="283" w:lineRule="auto"/>
+        <w:ind w:left="240" w:right="240"/>
+        <w:jc w:val="left"/>
         <w:pBdr>
-          <w:top w:val="single" w:sz="4" w:space="6" w:color="D9C7A3"/>
-          <w:left w:val="single" w:sz="24" w:space="12" w:color="B8860B"/>
-          <w:bottom w:val="single" w:sz="4" w:space="6" w:color="D9C7A3"/>
-          <w:right w:val="single" w:sz="4" w:space="10" w:color="D9C7A3"/>
+          <w:top w:val="single" w:sz="8" w:space="7" w:color="E8D59A"/>
+          <w:left w:val="single" w:sz="32" w:space="11" w:color="C6A23A"/>
+          <w:bottom w:val="single" w:sz="8" w:space="7" w:color="E8D59A"/>
+          <w:right w:val="single" w:sz="8" w:space="11" w:color="E8D59A"/>
         </w:pBdr>
-        <w:shd w:val="clear" w:color="auto" w:fill="FBF6EA"/>
-        <w:spacing w:before="0" w:after="60"/>
-        <w:ind w:left="227" w:right="113"/>
-        <w:jc w:val="both"/>
+        <w:shd w:val="clear" w:color="auto" w:fill="FFF8E1"/>
       </w:pPr>
       <w:r>
         <w:rPr>
-          <w:rFonts w:ascii="Times New Roman" w:hAnsi="Times New Roman" w:cs="Times New Roman"/>
+          <w:rFonts w:ascii="Arial" w:hAnsi="Arial" w:eastAsia="Arial" w:cs="Arial"/>
+          <w:b/>
+          <w:i w:val="0"/>
+          <w:color w:val="9A7417"/>
+          <w:sz w:val="22"/>
+        </w:rPr>
+        <w:t xml:space="preserve">İbrət: </w:t>
+      </w:r>
+      <w:r>
+        <w:rPr>
+          <w:rFonts w:ascii="Arial" w:hAnsi="Arial" w:eastAsia="Arial" w:cs="Arial"/>
           <w:b w:val="0"/>
-          <w:i/>
-          <w:color w:val="333333"/>
-          <w:sz w:val="24"/>
+          <w:i w:val="0"/>
+          <w:color w:val="3F3826"/>
+          <w:sz w:val="22"/>
         </w:rPr>
-        <w:t>Əsl tərbiyə üçün nümunə hər sözdən güclüdür. Bir ata övladının düzəlməsi naminə öz qürurunu belə qurban verə bilir.</w:t>
+        <w:t>Tərbiyədə şəxsi nümunə hər sözdən güclüdür. Məsuliyyətli valideyn övladının doğru yolu tapması üçün bəzən öz qürurundan da keçməyi bacarır.</w:t>
       </w:r>
     </w:p>
     <w:p>
       <w:pPr>
-        <w:spacing w:after="120"/>
+        <w:keepLines/>
+        <w:widowControl/>
+        <w:spacing w:before="60" w:after="0" w:line="240" w:lineRule="auto"/>
+        <w:jc w:val="right"/>
       </w:pPr>
+      <w:r>
+        <w:rPr>
+          <w:rFonts w:ascii="Arial" w:hAnsi="Arial" w:eastAsia="Arial" w:cs="Arial"/>
+          <w:b w:val="0"/>
+          <w:i/>
+          <w:color w:val="8A7950"/>
+          <w:sz w:val="17"/>
+        </w:rPr>
+        <w:t>Hekayə açıq İnternet mənbələrindən əldə olunub.</w:t>
+      </w:r>
     </w:p>
     <w:sectPr>
       <w:pgSz w:w="12240" w:h="15840"/>
-      <w:pgMar w:top="1417" w:right="1417" w:bottom="1417" w:left="1417" w:header="720" w:footer="720" w:gutter="0"/>
+      <w:pgMar w:top="1440" w:right="1440" w:bottom="1440" w:left="1440" w:header="708" w:footer="708" w:gutter="0"/>
       <w:cols w:space="720"/>
       <w:docGrid w:linePitch="360"/>
     </w:sectPr>
@@ -568,12 +587,12 @@
     <w:qFormat/>
     <w:rsid w:val="00FC693F"/>
     <w:pPr>
-      <w:spacing w:line="276" w:lineRule="auto" w:after="120" w:before="0"/>
-      <w:jc w:val="both"/>
+      <w:spacing w:before="0" w:after="160" w:line="276" w:lineRule="auto"/>
     </w:pPr>
     <w:rPr>
-      <w:rFonts w:ascii="Times New Roman" w:hAnsi="Times New Roman" w:cs="Times New Roman"/>
-      <w:sz w:val="24"/>
+      <w:rFonts w:ascii="Arial" w:hAnsi="Arial" w:eastAsia="Arial"/>
+      <w:color w:val="000000"/>
+      <w:sz w:val="22"/>
     </w:rPr>
   </w:style>
   <w:style w:type="paragraph" w:styleId="Header">
@@ -631,17 +650,15 @@
     <w:pPr>
       <w:keepNext/>
       <w:keepLines/>
-      <w:spacing w:before="360" w:after="160"/>
-      <w:jc w:val="left"/>
+      <w:spacing w:before="480" w:after="0"/>
       <w:outlineLvl w:val="0"/>
     </w:pPr>
     <w:rPr>
-      <w:rFonts w:asciiTheme="majorHAnsi" w:eastAsiaTheme="majorEastAsia" w:hAnsiTheme="majorHAnsi" w:cstheme="majorBidi" w:ascii="Times New Roman" w:hAnsi="Times New Roman" w:cs="Times New Roman"/>
+      <w:rFonts w:asciiTheme="majorHAnsi" w:eastAsiaTheme="majorEastAsia" w:hAnsiTheme="majorHAnsi" w:cstheme="majorBidi"/>
       <w:b/>
       <w:bCs/>
-      <w:i w:val="0"/>
-      <w:color w:val="1F1F1F"/>
-      <w:sz w:val="30"/>
+      <w:color w:val="365F91" w:themeColor="accent1" w:themeShade="BF"/>
+      <w:sz w:val="28"/>
       <w:szCs w:val="28"/>
     </w:rPr>
   </w:style>
@@ -12259,6 +12276,18 @@
         <w:shd w:val="clear" w:color="auto" w:fill="FBCAA2" w:themeFill="accent6" w:themeFillTint="7F"/>
       </w:tcPr>
     </w:tblStylePr>
+  </w:style>
+  <w:style w:type="paragraph" w:customStyle="1" w:styleId="Moral">
+    <w:name w:val="Moral"/>
+    <w:basedOn w:val="Normal"/>
+    <w:pPr>
+      <w:spacing w:before="160" w:after="0" w:line="276" w:lineRule="auto"/>
+    </w:pPr>
+    <w:rPr>
+      <w:rFonts w:ascii="Arial" w:hAnsi="Arial" w:eastAsia="Arial"/>
+      <w:i/>
+      <w:sz w:val="22"/>
+    </w:rPr>
   </w:style>
 </w:styles>
 </file>
